--- a/Meeting Minutes/Advisor meetings/Bryce/14 12-10 Bryce meeting.docx
+++ b/Meeting Minutes/Advisor meetings/Bryce/14 12-10 Bryce meeting.docx
@@ -1447,25 +1447,27 @@
               <w:rPr>
                 <w:bCs/>
               </w:rPr>
-              <w:t xml:space="preserve">for this, as its all about </w:t>
-            </w:r>
-            <w:r>
-              <w:rPr>
-                <w:bCs/>
-              </w:rPr>
-              <w:t xml:space="preserve">getting the project done, and not about documentation. </w:t>
-            </w:r>
-            <w:r>
-              <w:rPr>
-                <w:bCs/>
-              </w:rPr>
-              <w:t>“</w:t>
-            </w:r>
-            <w:r>
-              <w:rPr>
-                <w:bCs/>
-              </w:rPr>
-              <w:t>Agile is only good for small incremental changes in already developed software”</w:t>
+              <w:t xml:space="preserve">for this, as </w:t>
+            </w:r>
+            <w:proofErr w:type="spellStart"/>
+            <w:r>
+              <w:rPr>
+                <w:bCs/>
+              </w:rPr>
+              <w:t>its</w:t>
+            </w:r>
+            <w:proofErr w:type="spellEnd"/>
+            <w:r>
+              <w:rPr>
+                <w:bCs/>
+              </w:rPr>
+              <w:t xml:space="preserve"> all about </w:t>
+            </w:r>
+            <w:r>
+              <w:rPr>
+                <w:bCs/>
+              </w:rPr>
+              <w:t>getting the project done, and not about documentation. “Agile is only good for small incremental changes in already developed software”</w:t>
             </w:r>
           </w:p>
           <w:p>
@@ -1596,7 +1598,33 @@
               <w:rPr>
                 <w:bCs/>
               </w:rPr>
-              <w:t xml:space="preserve">. Med and high level benchmarks. </w:t>
+              <w:t>. Med</w:t>
+            </w:r>
+            <w:r>
+              <w:rPr>
+                <w:bCs/>
+              </w:rPr>
+              <w:t>ium</w:t>
+            </w:r>
+            <w:r>
+              <w:rPr>
+                <w:bCs/>
+              </w:rPr>
+              <w:t xml:space="preserve"> and </w:t>
+            </w:r>
+            <w:proofErr w:type="gramStart"/>
+            <w:r>
+              <w:rPr>
+                <w:bCs/>
+              </w:rPr>
+              <w:t>high level</w:t>
+            </w:r>
+            <w:proofErr w:type="gramEnd"/>
+            <w:r>
+              <w:rPr>
+                <w:bCs/>
+              </w:rPr>
+              <w:t xml:space="preserve"> benchmarks. </w:t>
             </w:r>
           </w:p>
           <w:p>
@@ -1609,33 +1637,7 @@
               <w:rPr>
                 <w:bCs/>
               </w:rPr>
-              <w:t>0940 Talking about PCs and compressed air.</w:t>
-            </w:r>
-          </w:p>
-          <w:p>
-            <w:pPr>
-              <w:rPr>
-                <w:bCs/>
-              </w:rPr>
-            </w:pPr>
-            <w:r>
-              <w:rPr>
-                <w:bCs/>
-              </w:rPr>
-              <w:t>0945 Talking about physics, kinematics, highschool.</w:t>
-            </w:r>
-          </w:p>
-          <w:p>
-            <w:pPr>
-              <w:rPr>
-                <w:bCs/>
-              </w:rPr>
-            </w:pPr>
-            <w:r>
-              <w:rPr>
-                <w:bCs/>
-              </w:rPr>
-              <w:t>0950 More about physics</w:t>
+              <w:t>Meeting ended 1000</w:t>
             </w:r>
           </w:p>
         </w:tc>
@@ -1748,7 +1750,13 @@
               <w:rPr>
                 <w:bCs/>
               </w:rPr>
-              <w:t>06/10</w:t>
+              <w:t>16</w:t>
+            </w:r>
+            <w:r>
+              <w:rPr>
+                <w:bCs/>
+              </w:rPr>
+              <w:t>/10</w:t>
             </w:r>
             <w:r>
               <w:rPr>
@@ -1929,6 +1937,7 @@
         <w:docPartUnique/>
       </w:docPartObj>
     </w:sdtPr>
+    <w:sdtEndPr/>
     <w:sdtContent>
       <w:sdt>
         <w:sdtPr>
@@ -1938,6 +1947,7 @@
             <w:docPartUnique/>
           </w:docPartObj>
         </w:sdtPr>
+        <w:sdtEndPr/>
         <w:sdtContent>
           <w:p>
             <w:pPr>
@@ -2103,7 +2113,7 @@
       <w:t>1</w:t>
     </w:r>
     <w:r>
-      <w:t>2</w:t>
+      <w:t>4</w:t>
     </w:r>
     <w:r>
       <w:t xml:space="preserve">] </w:t>
